--- a/public/dossiers/sight-market.docx
+++ b/public/dossiers/sight-market.docx
@@ -67,7 +67,7 @@
           <w:sz w:val="18"/>
           <w:szCs w:val="18"/>
         </w:rPr>
-        <w:t xml:space="preserve">Planned incorporation: 2033 · Execution starts 1 January 2027 · All amounts in FBU</w:t>
+        <w:t xml:space="preserve">Planned incorporation: 2031 · Execution starts 1 January 2027 · All amounts in FBU</w:t>
       </w:r>
     </w:p>
     <w:p>
@@ -102,7 +102,7 @@
           <w:sz w:val="22"/>
           <w:szCs w:val="22"/>
         </w:rPr>
-        <w:t xml:space="preserve">Catalog + checkout + logistics handoff layer for SME commerce.</w:t>
+        <w:t xml:space="preserve">Catalog + checkout + logistics handoff for SME commerce, built on top of PAY and ID.</w:t>
       </w:r>
     </w:p>
     <w:p>
@@ -121,7 +121,7 @@
           <w:sz w:val="22"/>
           <w:szCs w:val="22"/>
         </w:rPr>
-        <w:t xml:space="preserve">Created in 2033, once the ecosystem demand for digital commerce rails is proven by group volume.</w:t>
+        <w:t xml:space="preserve">Created in 2031, once the ecosystem demand for digital commerce rails is proven by group volume.</w:t>
       </w:r>
     </w:p>
     <w:p>
@@ -878,7 +878,7 @@
                 <w:sz w:val="20"/>
                 <w:szCs w:val="20"/>
               </w:rPr>
-              <w:t xml:space="preserve">2032</w:t>
+              <w:t xml:space="preserve">2030</w:t>
             </w:r>
           </w:p>
         </w:tc>
@@ -1000,7 +1000,7 @@
                 <w:sz w:val="20"/>
                 <w:szCs w:val="20"/>
               </w:rPr>
-              <w:t xml:space="preserve">2033</w:t>
+              <w:t xml:space="preserve">2031</w:t>
             </w:r>
           </w:p>
         </w:tc>
@@ -1122,7 +1122,7 @@
                 <w:sz w:val="20"/>
                 <w:szCs w:val="20"/>
               </w:rPr>
-              <w:t xml:space="preserve">2034–2036</w:t>
+              <w:t xml:space="preserve">2032–2034</w:t>
             </w:r>
           </w:p>
         </w:tc>
@@ -1244,7 +1244,7 @@
                 <w:sz w:val="20"/>
                 <w:szCs w:val="20"/>
               </w:rPr>
-              <w:t xml:space="preserve">2037+</w:t>
+              <w:t xml:space="preserve">2035+</w:t>
             </w:r>
           </w:p>
         </w:tc>

--- a/public/dossiers/sight-market.docx
+++ b/public/dossiers/sight-market.docx
@@ -908,7 +908,7 @@
                 <w:sz w:val="20"/>
                 <w:szCs w:val="20"/>
               </w:rPr>
-              <w:t xml:space="preserve">60 M FBU</w:t>
+              <w:t xml:space="preserve">8 M FBU</w:t>
             </w:r>
           </w:p>
         </w:tc>
@@ -1030,7 +1030,7 @@
                 <w:sz w:val="20"/>
                 <w:szCs w:val="20"/>
               </w:rPr>
-              <w:t xml:space="preserve">450 M FBU</w:t>
+              <w:t xml:space="preserve">40 M FBU</w:t>
             </w:r>
           </w:p>
         </w:tc>
@@ -1152,7 +1152,7 @@
                 <w:sz w:val="20"/>
                 <w:szCs w:val="20"/>
               </w:rPr>
-              <w:t xml:space="preserve">2 Mds FBU</w:t>
+              <w:t xml:space="preserve">150 M FBU</w:t>
             </w:r>
           </w:p>
         </w:tc>
